--- a/onagawa_water_tariff/04_prefecture_unification/01_final_deliverables/県内臨海団体比較_影響試算.docx
+++ b/onagawa_water_tariff/04_prefecture_unification/01_final_deliverables/県内臨海団体比較_影響試算.docx
@@ -31,6 +31,30 @@
           <w:szCs w:val="22"/>
         </w:rPr>
         <w:t xml:space="preserve">― 女川町・気仙沼市・石巻広域・塩竈市の4団体横断分析 ―</w:t>
+      </w:r>
+    </w:p>
+    <w:p>
+      <w:pPr>
+        <w:pBdr>
+          <w:top w:val="single" w:sz="8" w:space="4" w:color="C00000"/>
+          <w:left w:val="single" w:sz="8" w:space="4" w:color="C00000"/>
+          <w:bottom w:val="single" w:sz="8" w:space="4" w:color="C00000"/>
+          <w:right w:val="single" w:sz="8" w:space="4" w:color="C00000"/>
+        </w:pBdr>
+        <w:spacing w:before="240" w:after="240"/>
+      </w:pPr>
+      <w:r>
+        <w:rPr>
+          <w:b/>
+          <w:color w:val="C00000"/>
+        </w:rPr>
+        <w:t xml:space="preserve">【本資料の位置づけ】</w:t>
+      </w:r>
+      <w:r>
+        <w:rPr>
+          <w:color w:val="C00000"/>
+        </w:rPr>
+        <w:t xml:space="preserve">本資料の料金水準は、各団体の料金体系の一部を標準的構造から推定した数値である。その後、条例別表・公式早見表による逆算検証を行い、『料金詳細確認_確定版』で確定値を整理した。両者には差があり、特に石巻広域の一般家庭(20mm/20㎥)は本資料3,102円に対し確定値6,600円と2倍以上異なる。料金水準の数値を引用する際は『料金詳細確認_確定版』または『宮城県水道料金体系統一化_検討報告書』第3章を参照すること。本資料は検討の経緯を示す参考資料として保存する。</w:t>
       </w:r>
     </w:p>
     <w:p>
